--- a/backend/app/gobierno_de_aplicaciones/datos/referencia/tdd_nivel2/_estable/66.docx
+++ b/backend/app/gobierno_de_aplicaciones/datos/referencia/tdd_nivel2/_estable/66.docx
@@ -60,7 +60,7 @@
           <w:bCs/>
           <w:lang w:val="es-MX"/>
         </w:rPr>
-        <w:t>Nivel objetivo: Gobierno controlado y documentado (Nivel 2)  ·  Aplicativo: Marketplace de Socios Formadores  ·  24/09/2026  ·  Primera parte: secciones 0 a 3</w:t>
+        <w:t>Nivel objetivo: Gobierno controlado y documentado (Nivel 2)  ·  Aplicativo: GURJOBS  ·  24/09/2026  ·  Primera parte: secciones 0 a 3</w:t>
       </w:r>
     </w:p>
     <w:p>
@@ -171,7 +171,7 @@
                 <w:szCs w:val="18"/>
                 <w:lang w:val="es-MX"/>
               </w:rPr>
-              <w:t>TDD - Descripción Técnica del Aplicativo · Marketplace de Socios Formadores</w:t>
+              <w:t>TDD - Descripción Técnica del Aplicativo · GURJOBS</w:t>
             </w:r>
           </w:p>
         </w:tc>
@@ -906,7 +906,7 @@
               <w:rPr>
                 <w:b w:val="0"/>
               </w:rPr>
-              <w:t>5147-HTI-001-TRXC</w:t>
+              <w:t>0222-HTI-010-SISO</w:t>
             </w:r>
           </w:p>
         </w:tc>
@@ -960,7 +960,7 @@
               <w:rPr>
                 <w:b w:val="0"/>
               </w:rPr>
-              <w:t>Marketplace de Socios Formadores. Plataforma para conectar académicos con Socios Formadores para colaborar en proyectos.</w:t>
+              <w:t>GURJOBS</w:t>
             </w:r>
           </w:p>
         </w:tc>
@@ -1312,7 +1312,7 @@
               <w:rPr>
                 <w:b w:val="0"/>
               </w:rPr>
-              <w:t>Medium.</w:t>
+              <w:t>Medium. Puntaje de valor de negocio 3.</w:t>
             </w:r>
           </w:p>
         </w:tc>
@@ -1562,6 +1562,7 @@
               <w:rPr>
                 <w:b w:val="0"/>
               </w:rPr>
+              <w:t>Active</w:t>
             </w:r>
           </w:p>
         </w:tc>
@@ -1575,7 +1576,7 @@
               <w:rPr>
                 <w:b/>
               </w:rPr>
-              <w:t>C4</w:t>
+              <w:t>C1</w:t>
             </w:r>
           </w:p>
         </w:tc>
@@ -2553,6 +2554,7 @@
               <w:rPr>
                 <w:b w:val="0"/>
               </w:rPr>
+              <w:t>aoropeza@tec.mx</w:t>
             </w:r>
           </w:p>
         </w:tc>
@@ -2566,7 +2568,7 @@
               <w:rPr>
                 <w:b/>
               </w:rPr>
-              <w:t>C4</w:t>
+              <w:t>C1</w:t>
             </w:r>
           </w:p>
         </w:tc>
@@ -2614,7 +2616,7 @@
               <w:rPr>
                 <w:b w:val="0"/>
               </w:rPr>
-              <w:t>Nivel de customización: Custom Development.</w:t>
+              <w:t>Keycloak + Azure. Nivel de customización: Custom Development.</w:t>
             </w:r>
           </w:p>
         </w:tc>
@@ -2781,7 +2783,6 @@
               <w:rPr>
                 <w:b w:val="0"/>
               </w:rPr>
-              <w:t>mariano_uriostegui@tec.mx</w:t>
             </w:r>
           </w:p>
         </w:tc>
@@ -2795,6 +2796,52 @@
               <w:rPr>
                 <w:b/>
               </w:rPr>
+              <w:t>C4</w:t>
+            </w:r>
+          </w:p>
+        </w:tc>
+      </w:tr>
+      <w:tr>
+        <w:trPr>
+          <w:jc w:val="center"/>
+        </w:trPr>
+        <w:tc>
+          <w:tcPr>
+            <w:tcW w:w="1927" w:type="dxa"/>
+            <w:vAlign w:val="center"/>
+          </w:tcPr>
+          <w:p>
+            <w:proofErr w:type="spellStart"/>
+            <w:r>
+              <w:t>Operación</w:t>
+            </w:r>
+            <w:proofErr w:type="spellEnd"/>
+          </w:p>
+        </w:tc>
+        <w:tc>
+          <w:tcPr>
+            <w:tcW w:w="5783" w:type="dxa"/>
+            <w:vAlign w:val="center"/>
+          </w:tcPr>
+          <w:p>
+            <w:r>
+              <w:rPr>
+                <w:b w:val="0"/>
+              </w:rPr>
+              <w:t>antonio.jimenez@tec.mx</w:t>
+            </w:r>
+          </w:p>
+        </w:tc>
+        <w:tc>
+          <w:tcPr>
+            <w:tcW w:w="1247" w:type="dxa"/>
+            <w:vAlign w:val="center"/>
+          </w:tcPr>
+          <w:p>
+            <w:r>
+              <w:rPr>
+                <w:b/>
+              </w:rPr>
               <w:t>C1</w:t>
             </w:r>
           </w:p>
@@ -2812,7 +2859,7 @@
           <w:p>
             <w:proofErr w:type="spellStart"/>
             <w:r>
-              <w:t>Operación</w:t>
+              <w:t>Decomiso</w:t>
             </w:r>
             <w:proofErr w:type="spellEnd"/>
           </w:p>
@@ -2827,7 +2874,7 @@
               <w:rPr>
                 <w:b w:val="0"/>
               </w:rPr>
-              <w:t>mariano_uriostegui@tec.mx</w:t>
+              <w:t>No aplica. El habilitador está activo.</w:t>
             </w:r>
           </w:p>
         </w:tc>
@@ -2842,51 +2889,6 @@
                 <w:b/>
               </w:rPr>
               <w:t>C1</w:t>
-            </w:r>
-          </w:p>
-        </w:tc>
-      </w:tr>
-      <w:tr>
-        <w:trPr>
-          <w:jc w:val="center"/>
-        </w:trPr>
-        <w:tc>
-          <w:tcPr>
-            <w:tcW w:w="1927" w:type="dxa"/>
-            <w:vAlign w:val="center"/>
-          </w:tcPr>
-          <w:p>
-            <w:proofErr w:type="spellStart"/>
-            <w:r>
-              <w:t>Decomiso</w:t>
-            </w:r>
-            <w:proofErr w:type="spellEnd"/>
-          </w:p>
-        </w:tc>
-        <w:tc>
-          <w:tcPr>
-            <w:tcW w:w="5783" w:type="dxa"/>
-            <w:vAlign w:val="center"/>
-          </w:tcPr>
-          <w:p>
-            <w:r>
-              <w:rPr>
-                <w:b w:val="0"/>
-              </w:rPr>
-            </w:r>
-          </w:p>
-        </w:tc>
-        <w:tc>
-          <w:tcPr>
-            <w:tcW w:w="1247" w:type="dxa"/>
-            <w:vAlign w:val="center"/>
-          </w:tcPr>
-          <w:p>
-            <w:r>
-              <w:rPr>
-                <w:b/>
-              </w:rPr>
-              <w:t>C4</w:t>
             </w:r>
           </w:p>
         </w:tc>
@@ -3093,7 +3095,7 @@
               <w:rPr>
                 <w:b w:val="0"/>
               </w:rPr>
-              <w:t>Responsable funcional</w:t>
+              <w:t>Responsable técnico</w:t>
             </w:r>
           </w:p>
         </w:tc>
@@ -3107,7 +3109,7 @@
               <w:rPr>
                 <w:b w:val="0"/>
               </w:rPr>
-              <w:t>daniel_ayala@tec.mx</w:t>
+              <w:t>aoropeza@tec.mx</w:t>
             </w:r>
           </w:p>
         </w:tc>
@@ -3121,7 +3123,7 @@
               <w:rPr>
                 <w:b w:val="0"/>
               </w:rPr>
-              <w:t>daniel_ayala@tec.mx</w:t>
+              <w:t>aoropeza@tec.mx</w:t>
             </w:r>
           </w:p>
         </w:tc>
@@ -3186,7 +3188,7 @@
               <w:rPr>
                 <w:b w:val="0"/>
               </w:rPr>
-              <w:t>gerardo.suarez@tec.mx</w:t>
+              <w:t>aoropeza@tec.mx</w:t>
             </w:r>
           </w:p>
         </w:tc>
@@ -3200,7 +3202,7 @@
               <w:rPr>
                 <w:b w:val="0"/>
               </w:rPr>
-              <w:t>gerardo.suarez@tec.mx</w:t>
+              <w:t>aoropeza@tec.mx</w:t>
             </w:r>
           </w:p>
         </w:tc>
@@ -3265,7 +3267,7 @@
               <w:rPr>
                 <w:b w:val="0"/>
               </w:rPr>
-              <w:t>mariano_uriostegui@tec.mx</w:t>
+              <w:t>antonio.jimenez@tec.mx</w:t>
             </w:r>
           </w:p>
         </w:tc>
@@ -3279,7 +3281,7 @@
               <w:rPr>
                 <w:b w:val="0"/>
               </w:rPr>
-              <w:t>mariano_uriostegui@tec.mx</w:t>
+              <w:t>antonio.jimenez@tec.mx</w:t>
             </w:r>
           </w:p>
         </w:tc>
@@ -3314,85 +3316,6 @@
                 <w:b w:val="0"/>
               </w:rPr>
               <w:t>4</w:t>
-            </w:r>
-            <w:proofErr w:type="spellEnd"/>
-            <w:proofErr w:type="spellStart"/>
-            <w:proofErr w:type="spellEnd"/>
-          </w:p>
-        </w:tc>
-        <w:tc>
-          <w:tcPr>
-            <w:tcW w:w="2211" w:type="dxa"/>
-            <w:vAlign w:val="center"/>
-          </w:tcPr>
-          <w:p>
-            <w:r>
-              <w:rPr>
-                <w:b w:val="0"/>
-              </w:rPr>
-              <w:t>Responsable de soporte</w:t>
-            </w:r>
-          </w:p>
-        </w:tc>
-        <w:tc>
-          <w:tcPr>
-            <w:tcW w:w="2891" w:type="dxa"/>
-            <w:vAlign w:val="center"/>
-          </w:tcPr>
-          <w:p>
-            <w:r>
-              <w:rPr>
-                <w:b w:val="0"/>
-              </w:rPr>
-              <w:t>mariano_uriostegui@tec.mx</w:t>
-            </w:r>
-          </w:p>
-        </w:tc>
-        <w:tc>
-          <w:tcPr>
-            <w:tcW w:w="2268" w:type="dxa"/>
-            <w:vAlign w:val="center"/>
-          </w:tcPr>
-          <w:p>
-            <w:r>
-              <w:rPr>
-                <w:b w:val="0"/>
-              </w:rPr>
-              <w:t>mariano_uriostegui@tec.mx</w:t>
-            </w:r>
-          </w:p>
-        </w:tc>
-        <w:tc>
-          <w:tcPr>
-            <w:tcW w:w="623" w:type="dxa"/>
-            <w:vAlign w:val="center"/>
-          </w:tcPr>
-          <w:p>
-            <w:r>
-              <w:rPr>
-                <w:b/>
-              </w:rPr>
-              <w:t>C1</w:t>
-            </w:r>
-          </w:p>
-        </w:tc>
-      </w:tr>
-      <w:tr>
-        <w:trPr>
-          <w:jc w:val="center"/>
-        </w:trPr>
-        <w:tc>
-          <w:tcPr>
-            <w:tcW w:w="510" w:type="dxa"/>
-            <w:vAlign w:val="center"/>
-          </w:tcPr>
-          <w:p>
-            <w:proofErr w:type="spellStart"/>
-            <w:r>
-              <w:rPr>
-                <w:b w:val="0"/>
-              </w:rPr>
-              <w:t>5</w:t>
             </w:r>
             <w:proofErr w:type="spellEnd"/>
             <w:proofErr w:type="spellStart"/>
@@ -3738,7 +3661,6 @@
               <w:rPr>
                 <w:b w:val="0"/>
               </w:rPr>
-              <w:t>https://www.mpstec.mx/</w:t>
             </w:r>
           </w:p>
         </w:tc>
@@ -3752,7 +3674,7 @@
               <w:rPr>
                 <w:b/>
               </w:rPr>
-              <w:t>C1</w:t>
+              <w:t>C4</w:t>
             </w:r>
           </w:p>
         </w:tc>
@@ -3901,6 +3823,7 @@
               <w:rPr>
                 <w:b w:val="0"/>
               </w:rPr>
+              <w:t>Active</w:t>
             </w:r>
           </w:p>
         </w:tc>
@@ -3914,7 +3837,7 @@
               <w:rPr>
                 <w:b/>
               </w:rPr>
-              <w:t>C4</w:t>
+              <w:t>C1</w:t>
             </w:r>
           </w:p>
         </w:tc>
